--- a/docs/01_Program_Tahunan_Prota.docx
+++ b/docs/01_Program_Tahunan_Prota.docx
@@ -4,7 +4,7 @@
   <w:body>
     <w:p>
       <w:pPr>
-        <w:spacing w:after="80" w:before="0"/>
+        <w:spacing w:after="80"/>
         <w:jc w:val="center"/>
       </w:pPr>
       <w:r>
@@ -23,7 +23,7 @@
     </w:p>
     <w:p>
       <w:pPr>
-        <w:spacing w:after="40" w:before="0"/>
+        <w:spacing w:after="40"/>
         <w:jc w:val="center"/>
       </w:pPr>
       <w:r>
@@ -37,12 +37,12 @@
           <w:sz w:val="24"/>
           <w:szCs w:val="24"/>
         </w:rPr>
-        <w:t xml:space="preserve">Informatika / Web Design &amp; Digital Literacy</w:t>
-      </w:r>
-    </w:p>
-    <w:p>
-      <w:pPr>
-        <w:spacing w:after="200" w:before="0"/>
+        <w:t xml:space="preserve">Sosial Media Marketing (SMM)</w:t>
+      </w:r>
+    </w:p>
+    <w:p>
+      <w:pPr>
+        <w:spacing w:after="200"/>
         <w:jc w:val="center"/>
       </w:pPr>
       <w:r>
@@ -56,7 +56,7 @@
           <w:sz w:val="20"/>
           <w:szCs w:val="20"/>
         </w:rPr>
-        <w:t xml:space="preserve">SMA PMA  ·  Tahun Pelajaran 2025/2026</w:t>
+        <w:t xml:space="preserve">SMA PMA / Pesantren Modern Al-Taqwa  ·  Tahun Pelajaran 2026/2027</w:t>
       </w:r>
     </w:p>
     <w:p>
@@ -96,7 +96,6 @@
         <w:tc>
           <w:tcPr>
             <w:tcW w:type="dxa" w:w="3200"/>
-            <w:gridSpan w:val="1"/>
             <w:tcBorders>
               <w:top w:val="single" w:color="94A3B8" w:sz="4"/>
               <w:left w:val="single" w:color="94A3B8" w:sz="4"/>
@@ -125,7 +124,6 @@
         <w:tc>
           <w:tcPr>
             <w:tcW w:type="dxa" w:w="6160"/>
-            <w:gridSpan w:val="1"/>
             <w:tcBorders>
               <w:top w:val="single" w:color="94A3B8" w:sz="4"/>
               <w:left w:val="single" w:color="94A3B8" w:sz="4"/>
@@ -146,7 +144,7 @@
                 <w:sz w:val="18"/>
                 <w:szCs w:val="18"/>
               </w:rPr>
-              <w:t xml:space="preserve">SMA PMA</w:t>
+              <w:t xml:space="preserve">SMA PMA / Pesantren Modern Al-Taqwa</w:t>
             </w:r>
           </w:p>
         </w:tc>
@@ -155,7 +153,6 @@
         <w:tc>
           <w:tcPr>
             <w:tcW w:type="dxa" w:w="3200"/>
-            <w:gridSpan w:val="1"/>
             <w:tcBorders>
               <w:top w:val="single" w:color="94A3B8" w:sz="4"/>
               <w:left w:val="single" w:color="94A3B8" w:sz="4"/>
@@ -184,7 +181,6 @@
         <w:tc>
           <w:tcPr>
             <w:tcW w:type="dxa" w:w="6160"/>
-            <w:gridSpan w:val="1"/>
             <w:tcBorders>
               <w:top w:val="single" w:color="94A3B8" w:sz="4"/>
               <w:left w:val="single" w:color="94A3B8" w:sz="4"/>
@@ -205,7 +201,7 @@
                 <w:sz w:val="18"/>
                 <w:szCs w:val="18"/>
               </w:rPr>
-              <w:t xml:space="preserve">Informatika / Web Design &amp; Digital Literacy</w:t>
+              <w:t xml:space="preserve">Sosial Media Marketing (SMM) — kode 11</w:t>
             </w:r>
           </w:p>
         </w:tc>
@@ -214,7 +210,6 @@
         <w:tc>
           <w:tcPr>
             <w:tcW w:type="dxa" w:w="3200"/>
-            <w:gridSpan w:val="1"/>
             <w:tcBorders>
               <w:top w:val="single" w:color="94A3B8" w:sz="4"/>
               <w:left w:val="single" w:color="94A3B8" w:sz="4"/>
@@ -243,7 +238,6 @@
         <w:tc>
           <w:tcPr>
             <w:tcW w:type="dxa" w:w="6160"/>
-            <w:gridSpan w:val="1"/>
             <w:tcBorders>
               <w:top w:val="single" w:color="94A3B8" w:sz="4"/>
               <w:left w:val="single" w:color="94A3B8" w:sz="4"/>
@@ -264,7 +258,7 @@
                 <w:sz w:val="18"/>
                 <w:szCs w:val="18"/>
               </w:rPr>
-              <w:t xml:space="preserve">Fase E/F (SMA) — Kelas XI (setara 51 &amp; 52)</w:t>
+              <w:t xml:space="preserve">Fase F (SMA Kelas XI / Kelas 5.1 &amp; 5.2)</w:t>
             </w:r>
           </w:p>
         </w:tc>
@@ -273,7 +267,6 @@
         <w:tc>
           <w:tcPr>
             <w:tcW w:type="dxa" w:w="3200"/>
-            <w:gridSpan w:val="1"/>
             <w:tcBorders>
               <w:top w:val="single" w:color="94A3B8" w:sz="4"/>
               <w:left w:val="single" w:color="94A3B8" w:sz="4"/>
@@ -295,14 +288,13 @@
                 <w:sz w:val="18"/>
                 <w:szCs w:val="18"/>
               </w:rPr>
-              <w:t xml:space="preserve">Tahun Pelajaran</w:t>
+              <w:t xml:space="preserve">Alokasi Waktu</w:t>
             </w:r>
           </w:p>
         </w:tc>
         <w:tc>
           <w:tcPr>
             <w:tcW w:type="dxa" w:w="6160"/>
-            <w:gridSpan w:val="1"/>
             <w:tcBorders>
               <w:top w:val="single" w:color="94A3B8" w:sz="4"/>
               <w:left w:val="single" w:color="94A3B8" w:sz="4"/>
@@ -323,7 +315,7 @@
                 <w:sz w:val="18"/>
                 <w:szCs w:val="18"/>
               </w:rPr>
-              <w:t xml:space="preserve">2025/2026</w:t>
+              <w:t xml:space="preserve">10 JP / kelas / minggu (1 JP = 40 menit)</w:t>
             </w:r>
           </w:p>
         </w:tc>
@@ -332,7 +324,6 @@
         <w:tc>
           <w:tcPr>
             <w:tcW w:type="dxa" w:w="3200"/>
-            <w:gridSpan w:val="1"/>
             <w:tcBorders>
               <w:top w:val="single" w:color="94A3B8" w:sz="4"/>
               <w:left w:val="single" w:color="94A3B8" w:sz="4"/>
@@ -354,14 +345,13 @@
                 <w:sz w:val="18"/>
                 <w:szCs w:val="18"/>
               </w:rPr>
-              <w:t xml:space="preserve">Guru Pengampu</w:t>
+              <w:t xml:space="preserve">Tahun Pelajaran</w:t>
             </w:r>
           </w:p>
         </w:tc>
         <w:tc>
           <w:tcPr>
             <w:tcW w:type="dxa" w:w="6160"/>
-            <w:gridSpan w:val="1"/>
             <w:tcBorders>
               <w:top w:val="single" w:color="94A3B8" w:sz="4"/>
               <w:left w:val="single" w:color="94A3B8" w:sz="4"/>
@@ -382,7 +372,7 @@
                 <w:sz w:val="18"/>
                 <w:szCs w:val="18"/>
               </w:rPr>
-              <w:t xml:space="preserve">Teddy Mulyana</w:t>
+              <w:t xml:space="preserve">2026/2027</w:t>
             </w:r>
           </w:p>
         </w:tc>
@@ -391,7 +381,6 @@
         <w:tc>
           <w:tcPr>
             <w:tcW w:type="dxa" w:w="3200"/>
-            <w:gridSpan w:val="1"/>
             <w:tcBorders>
               <w:top w:val="single" w:color="94A3B8" w:sz="4"/>
               <w:left w:val="single" w:color="94A3B8" w:sz="4"/>
@@ -413,14 +402,13 @@
                 <w:sz w:val="18"/>
                 <w:szCs w:val="18"/>
               </w:rPr>
-              <w:t xml:space="preserve">Alokasi Waktu Tahunan</w:t>
+              <w:t xml:space="preserve">Guru Pengampu</w:t>
             </w:r>
           </w:p>
         </w:tc>
         <w:tc>
           <w:tcPr>
             <w:tcW w:type="dxa" w:w="6160"/>
-            <w:gridSpan w:val="1"/>
             <w:tcBorders>
               <w:top w:val="single" w:color="94A3B8" w:sz="4"/>
               <w:left w:val="single" w:color="94A3B8" w:sz="4"/>
@@ -441,7 +429,64 @@
                 <w:sz w:val="18"/>
                 <w:szCs w:val="18"/>
               </w:rPr>
-              <w:t xml:space="preserve">± 18–20 pertemuan efektif (menyesuaikan kalender akademik)</w:t>
+              <w:t xml:space="preserve">Teddy Mulyana, A.Md.</w:t>
+            </w:r>
+          </w:p>
+        </w:tc>
+      </w:tr>
+      <w:tr>
+        <w:tc>
+          <w:tcPr>
+            <w:tcW w:type="dxa" w:w="3200"/>
+            <w:tcBorders>
+              <w:top w:val="single" w:color="94A3B8" w:sz="4"/>
+              <w:left w:val="single" w:color="94A3B8" w:sz="4"/>
+              <w:bottom w:val="single" w:color="94A3B8" w:sz="4"/>
+              <w:right w:val="single" w:color="94A3B8" w:sz="4"/>
+            </w:tcBorders>
+            <w:shd w:fill="F8FAFC" w:val="clear"/>
+          </w:tcPr>
+          <w:p>
+            <w:pPr>
+              <w:jc w:val="left"/>
+            </w:pPr>
+            <w:r>
+              <w:rPr>
+                <w:rFonts w:ascii="Calibri" w:cs="Calibri" w:eastAsia="Calibri" w:hAnsi="Calibri"/>
+                <w:b/>
+                <w:bCs/>
+                <w:color w:val="0F172A"/>
+                <w:sz w:val="18"/>
+                <w:szCs w:val="18"/>
+              </w:rPr>
+              <w:t xml:space="preserve">Ruang lingkup mapel</w:t>
+            </w:r>
+          </w:p>
+        </w:tc>
+        <w:tc>
+          <w:tcPr>
+            <w:tcW w:type="dxa" w:w="6160"/>
+            <w:tcBorders>
+              <w:top w:val="single" w:color="94A3B8" w:sz="4"/>
+              <w:left w:val="single" w:color="94A3B8" w:sz="4"/>
+              <w:bottom w:val="single" w:color="94A3B8" w:sz="4"/>
+              <w:right w:val="single" w:color="94A3B8" w:sz="4"/>
+            </w:tcBorders>
+          </w:tcPr>
+          <w:p>
+            <w:pPr>
+              <w:jc w:val="left"/>
+            </w:pPr>
+            <w:r>
+              <w:rPr>
+                <w:rFonts w:ascii="Calibri" w:cs="Calibri" w:eastAsia="Calibri" w:hAnsi="Calibri"/>
+                <w:b w:val="false"/>
+                <w:bCs w:val="false"/>
+                <w:color w:val="0F172A"/>
+                <w:sz w:val="18"/>
+                <w:szCs w:val="18"/>
+              </w:rPr>
+              <w:t xml:space="preserve">Semester Ganjil: Web Design &amp; Digital Literacy (produk website publik). Semester Genap: Social Media Management (TikTok, Instagram, YouTube) untuk branding &amp; affiliate.</w:t>
             </w:r>
           </w:p>
         </w:tc>
@@ -461,12 +506,12 @@
           <w:sz w:val="24"/>
           <w:szCs w:val="24"/>
         </w:rPr>
-        <w:t xml:space="preserve">B. Capaian Pembelajaran (Kurikulum Merdeka — Informatika)</w:t>
-      </w:r>
-    </w:p>
-    <w:p>
-      <w:pPr>
-        <w:spacing w:after="120" w:before="0"/>
+        <w:t xml:space="preserve">B. Capaian Pembelajaran (Kurikulum Merdeka)</w:t>
+      </w:r>
+    </w:p>
+    <w:p>
+      <w:pPr>
+        <w:spacing w:after="120"/>
         <w:jc w:val="left"/>
       </w:pPr>
       <w:r>
@@ -480,7 +525,7 @@
           <w:sz w:val="20"/>
           <w:szCs w:val="20"/>
         </w:rPr>
-        <w:t xml:space="preserve">Peserta didik mampu memanfaatkan teknologi digital secara produktif, etis, dan kreatif; merancang serta mengembangkan solusi digital sederhana (termasuk aplikasi web); serta menggunakan kecerdasan artifisial sebagai alat bantu berpikir dan berkarya dengan kesadaran kritis.</w:t>
+        <w:t xml:space="preserve">Peserta didik mampu memanfaatkan teknologi digital dan media sosial secara produktif, etis, dan kreatif; merancang serta mempublikasikan produk digital (website dan konten sosmed); serta menggunakan AI sebagai alat bantu berpikir dan berkarya dengan kesadaran kritis — selaras profil pelajar Pancasila.</w:t>
       </w:r>
     </w:p>
     <w:p>
@@ -497,7 +542,7 @@
           <w:sz w:val="24"/>
           <w:szCs w:val="24"/>
         </w:rPr>
-        <w:t xml:space="preserve">C. Tujuan Tahunan Program</w:t>
+        <w:t xml:space="preserve">C. Tujuan Program Tahunan</w:t>
       </w:r>
     </w:p>
     <w:p>
@@ -511,7 +556,7 @@
           <w:sz w:val="20"/>
           <w:szCs w:val="20"/>
         </w:rPr>
-        <w:t xml:space="preserve">•  Membangun literasi digital dasar (file, shortcut, cloud tools).</w:t>
+        <w:t xml:space="preserve">•  Menguasai literasi digital, cloud tools, AI literacy, dan produksi konten.</w:t>
       </w:r>
     </w:p>
     <w:p>
@@ -525,7 +570,7 @@
           <w:sz w:val="20"/>
           <w:szCs w:val="20"/>
         </w:rPr>
-        <w:t xml:space="preserve">•  Mengembangkan AI literacy &amp; prompt engineering yang bertanggung jawab.</w:t>
+        <w:t xml:space="preserve">•  Membangun dan mempublikasikan portofolio website (GitHub Pages + custom domain).</w:t>
       </w:r>
     </w:p>
     <w:p>
@@ -539,7 +584,7 @@
           <w:sz w:val="20"/>
           <w:szCs w:val="20"/>
         </w:rPr>
-        <w:t xml:space="preserve">•  Menguasai dasar web development (HTML, CSS, JS, JSON) dan deployment (GitHub Pages).</w:t>
+        <w:t xml:space="preserve">•  Mengelola kehadiran di TikTok, Instagram, dan YouTube untuk personal/brand branding.</w:t>
       </w:r>
     </w:p>
     <w:p>
@@ -553,7 +598,7 @@
           <w:sz w:val="20"/>
           <w:szCs w:val="20"/>
         </w:rPr>
-        <w:t xml:space="preserve">•  Menghasilkan portofolio website publik (minimal 3 karya per peserta didik).</w:t>
+        <w:t xml:space="preserve">•  Memahami dasar affiliate marketing yang etis (disclosure, funnel sederhana).</w:t>
       </w:r>
     </w:p>
     <w:p>
@@ -567,7 +612,7 @@
           <w:sz w:val="20"/>
           <w:szCs w:val="20"/>
         </w:rPr>
-        <w:t xml:space="preserve">•  Menumbuhkan soft skills: problem-solving, kemandirian, dan digital citizenship.</w:t>
+        <w:t xml:space="preserve">•  Menyusun bukti belajar autentik (gallery, domain, konten, refleksi) untuk asesmen dan orang tua.</w:t>
       </w:r>
     </w:p>
     <w:p>
@@ -584,7 +629,7 @@
           <w:sz w:val="24"/>
           <w:szCs w:val="24"/>
         </w:rPr>
-        <w:t xml:space="preserve">D. Distribusi Materi per Semester</w:t>
+        <w:t xml:space="preserve">D. Distribusi Semester (sesuai Kaldik 2026/2027)</w:t>
       </w:r>
     </w:p>
     <w:tbl>
@@ -600,15 +645,14 @@
         </w:tblBorders>
       </w:tblPr>
       <w:tblGrid>
-        <w:gridCol w:w="1800"/>
-        <w:gridCol w:w="3800"/>
-        <w:gridCol w:w="3760"/>
+        <w:gridCol w:w="2000"/>
+        <w:gridCol w:w="3680"/>
+        <w:gridCol w:w="3680"/>
       </w:tblGrid>
       <w:tr>
         <w:tc>
           <w:tcPr>
-            <w:tcW w:type="dxa" w:w="1800"/>
-            <w:gridSpan w:val="1"/>
+            <w:tcW w:type="dxa" w:w="2000"/>
             <w:tcBorders>
               <w:top w:val="single" w:color="94A3B8" w:sz="4"/>
               <w:left w:val="single" w:color="94A3B8" w:sz="4"/>
@@ -627,8 +671,8 @@
                 <w:b/>
                 <w:bCs/>
                 <w:color w:val="FFFFFF"/>
-                <w:sz w:val="18"/>
-                <w:szCs w:val="18"/>
+                <w:sz w:val="17"/>
+                <w:szCs w:val="17"/>
               </w:rPr>
               <w:t xml:space="preserve">Semester</w:t>
             </w:r>
@@ -636,8 +680,7 @@
         </w:tc>
         <w:tc>
           <w:tcPr>
-            <w:tcW w:type="dxa" w:w="3800"/>
-            <w:gridSpan w:val="1"/>
+            <w:tcW w:type="dxa" w:w="3680"/>
             <w:tcBorders>
               <w:top w:val="single" w:color="94A3B8" w:sz="4"/>
               <w:left w:val="single" w:color="94A3B8" w:sz="4"/>
@@ -656,17 +699,16 @@
                 <w:b/>
                 <w:bCs/>
                 <w:color w:val="FFFFFF"/>
-                <w:sz w:val="18"/>
-                <w:szCs w:val="18"/>
-              </w:rPr>
-              <w:t xml:space="preserve">Fokus Materi</w:t>
-            </w:r>
-          </w:p>
-        </w:tc>
-        <w:tc>
-          <w:tcPr>
-            <w:tcW w:type="dxa" w:w="3760"/>
-            <w:gridSpan w:val="1"/>
+                <w:sz w:val="17"/>
+                <w:szCs w:val="17"/>
+              </w:rPr>
+              <w:t xml:space="preserve">Fokus</w:t>
+            </w:r>
+          </w:p>
+        </w:tc>
+        <w:tc>
+          <w:tcPr>
+            <w:tcW w:type="dxa" w:w="3680"/>
             <w:tcBorders>
               <w:top w:val="single" w:color="94A3B8" w:sz="4"/>
               <w:left w:val="single" w:color="94A3B8" w:sz="4"/>
@@ -685,10 +727,10 @@
                 <w:b/>
                 <w:bCs/>
                 <w:color w:val="FFFFFF"/>
-                <w:sz w:val="18"/>
-                <w:szCs w:val="18"/>
-              </w:rPr>
-              <w:t xml:space="preserve">Produk / Asesmen</w:t>
+                <w:sz w:val="17"/>
+                <w:szCs w:val="17"/>
+              </w:rPr>
+              <w:t xml:space="preserve">Patokan Kaldik</w:t>
             </w:r>
           </w:p>
         </w:tc>
@@ -696,8 +738,7 @@
       <w:tr>
         <w:tc>
           <w:tcPr>
-            <w:tcW w:type="dxa" w:w="1800"/>
-            <w:gridSpan w:val="1"/>
+            <w:tcW w:type="dxa" w:w="2000"/>
             <w:tcBorders>
               <w:top w:val="single" w:color="94A3B8" w:sz="4"/>
               <w:left w:val="single" w:color="94A3B8" w:sz="4"/>
@@ -716,8 +757,8 @@
                 <w:b/>
                 <w:bCs/>
                 <w:color w:val="0F172A"/>
-                <w:sz w:val="18"/>
-                <w:szCs w:val="18"/>
+                <w:sz w:val="17"/>
+                <w:szCs w:val="17"/>
               </w:rPr>
               <w:t xml:space="preserve">Ganjil (Sem 1)</w:t>
             </w:r>
@@ -725,8 +766,7 @@
         </w:tc>
         <w:tc>
           <w:tcPr>
-            <w:tcW w:type="dxa" w:w="3800"/>
-            <w:gridSpan w:val="1"/>
+            <w:tcW w:type="dxa" w:w="3680"/>
             <w:tcBorders>
               <w:top w:val="single" w:color="94A3B8" w:sz="4"/>
               <w:left w:val="single" w:color="94A3B8" w:sz="4"/>
@@ -744,17 +784,16 @@
                 <w:b w:val="false"/>
                 <w:bCs w:val="false"/>
                 <w:color w:val="0F172A"/>
-                <w:sz w:val="18"/>
-                <w:szCs w:val="18"/>
-              </w:rPr>
-              <w:t xml:space="preserve">Fondasi digital, cloud tools, AI dasar, media production, pengenalan web &amp; GitHub</w:t>
-            </w:r>
-          </w:p>
-        </w:tc>
-        <w:tc>
-          <w:tcPr>
-            <w:tcW w:type="dxa" w:w="3760"/>
-            <w:gridSpan w:val="1"/>
+                <w:sz w:val="16"/>
+                <w:szCs w:val="16"/>
+              </w:rPr>
+              <w:t xml:space="preserve">Web Design &amp; Digital Literacy: fondasi digital, AI, media, HTML/CSS/JS, GitHub Pages, custom domain, portfolio showcase</w:t>
+            </w:r>
+          </w:p>
+        </w:tc>
+        <w:tc>
+          <w:tcPr>
+            <w:tcW w:type="dxa" w:w="3680"/>
             <w:tcBorders>
               <w:top w:val="single" w:color="94A3B8" w:sz="4"/>
               <w:left w:val="single" w:color="94A3B8" w:sz="4"/>
@@ -772,10 +811,10 @@
                 <w:b w:val="false"/>
                 <w:bCs w:val="false"/>
                 <w:color w:val="0F172A"/>
-                <w:sz w:val="18"/>
-                <w:szCs w:val="18"/>
-              </w:rPr>
-              <w:t xml:space="preserve">Refleksi belajar, akun kreator, 1–2 website awal (deploy GitHub Pages)</w:t>
+                <w:sz w:val="16"/>
+                <w:szCs w:val="16"/>
+              </w:rPr>
+              <w:t xml:space="preserve">KBM ±20 Jul–Nov 2026 · STS 14–25 Sep · SAS 30 Nov–11 Des · Libur 20 Des–8 Jan</w:t>
             </w:r>
           </w:p>
         </w:tc>
@@ -783,8 +822,7 @@
       <w:tr>
         <w:tc>
           <w:tcPr>
-            <w:tcW w:type="dxa" w:w="1800"/>
-            <w:gridSpan w:val="1"/>
+            <w:tcW w:type="dxa" w:w="2000"/>
             <w:tcBorders>
               <w:top w:val="single" w:color="94A3B8" w:sz="4"/>
               <w:left w:val="single" w:color="94A3B8" w:sz="4"/>
@@ -803,8 +841,8 @@
                 <w:b/>
                 <w:bCs/>
                 <w:color w:val="0F172A"/>
-                <w:sz w:val="18"/>
-                <w:szCs w:val="18"/>
+                <w:sz w:val="17"/>
+                <w:szCs w:val="17"/>
               </w:rPr>
               <w:t xml:space="preserve">Genap (Sem 2)</w:t>
             </w:r>
@@ -812,8 +850,7 @@
         </w:tc>
         <w:tc>
           <w:tcPr>
-            <w:tcW w:type="dxa" w:w="3800"/>
-            <w:gridSpan w:val="1"/>
+            <w:tcW w:type="dxa" w:w="3680"/>
             <w:tcBorders>
               <w:top w:val="single" w:color="94A3B8" w:sz="4"/>
               <w:left w:val="single" w:color="94A3B8" w:sz="4"/>
@@ -831,17 +868,16 @@
                 <w:b w:val="false"/>
                 <w:bCs w:val="false"/>
                 <w:color w:val="0F172A"/>
-                <w:sz w:val="18"/>
-                <w:szCs w:val="18"/>
-              </w:rPr>
-              <w:t xml:space="preserve">Web apps lanjutan, game/interaktif, display masjid, e-commerce, portfolio &amp; showcase</w:t>
-            </w:r>
-          </w:p>
-        </w:tc>
-        <w:tc>
-          <w:tcPr>
-            <w:tcW w:type="dxa" w:w="3760"/>
-            <w:gridSpan w:val="1"/>
+                <w:sz w:val="16"/>
+                <w:szCs w:val="16"/>
+              </w:rPr>
+              <w:t xml:space="preserve">Social Media Management: IG, TikTok, YT, content calendar, analytics, branding, affiliate etis, capstone SMM</w:t>
+            </w:r>
+          </w:p>
+        </w:tc>
+        <w:tc>
+          <w:tcPr>
+            <w:tcW w:type="dxa" w:w="3680"/>
             <w:tcBorders>
               <w:top w:val="single" w:color="94A3B8" w:sz="4"/>
               <w:left w:val="single" w:color="94A3B8" w:sz="4"/>
@@ -859,10 +895,10 @@
                 <w:b w:val="false"/>
                 <w:bCs w:val="false"/>
                 <w:color w:val="0F172A"/>
-                <w:sz w:val="18"/>
-                <w:szCs w:val="18"/>
-              </w:rPr>
-              <w:t xml:space="preserve">Portofolio 3–8 website publik, gallery showcase, refleksi capaian skill</w:t>
+                <w:sz w:val="16"/>
+                <w:szCs w:val="16"/>
+              </w:rPr>
+              <w:t xml:space="preserve">KBM mulai 11 Jan 2027 · Ramadhan ±8 Feb–3 Mar · STS 2 (rapor ±16 Apr) · SAT akhir Mei–Juni</w:t>
             </w:r>
           </w:p>
         </w:tc>
@@ -882,7 +918,7 @@
           <w:sz w:val="24"/>
           <w:szCs w:val="24"/>
         </w:rPr>
-        <w:t xml:space="preserve">E. Domain Kompetensi (Skills Map)</w:t>
+        <w:t xml:space="preserve">E. Asesmen Tahunan (kerangka)</w:t>
       </w:r>
     </w:p>
     <w:p>
@@ -896,7 +932,7 @@
           <w:sz w:val="20"/>
           <w:szCs w:val="20"/>
         </w:rPr>
-        <w:t xml:space="preserve">•  D1 Literasi Digital Dasar</w:t>
+        <w:t xml:space="preserve">•  Formatif: checklist praktik, refleksi What We Have Learnt, peer feedback.</w:t>
       </w:r>
     </w:p>
     <w:p>
@@ -910,7 +946,7 @@
           <w:sz w:val="20"/>
           <w:szCs w:val="20"/>
         </w:rPr>
-        <w:t xml:space="preserve">•  D2 Kolaborasi &amp; Produktivitas Cloud</w:t>
+        <w:t xml:space="preserve">•  Sumatif proses: Performance Task (Ship It / Portfolio Audit / Showcase).</w:t>
       </w:r>
     </w:p>
     <w:p>
@@ -924,7 +960,7 @@
           <w:sz w:val="20"/>
           <w:szCs w:val="20"/>
         </w:rPr>
-        <w:t xml:space="preserve">•  D3 AI Literacy &amp; Prompt Engineering</w:t>
+        <w:t xml:space="preserve">•  Sumatif teori: STS/SAS via CBT Silverhawk (PG + essay) sesuai jadwal panitia.</w:t>
       </w:r>
     </w:p>
     <w:p>
@@ -938,7 +974,7 @@
           <w:sz w:val="20"/>
           <w:szCs w:val="20"/>
         </w:rPr>
-        <w:t xml:space="preserve">•  D4 Konten Digital &amp; Media Production</w:t>
+        <w:t xml:space="preserve">•  Capstone: Portfolio Defense (web di Sem 1; brand+affiliate di Sem 2).</w:t>
       </w:r>
     </w:p>
     <w:p>
@@ -952,35 +988,7 @@
           <w:sz w:val="20"/>
           <w:szCs w:val="20"/>
         </w:rPr>
-        <w:t xml:space="preserve">•  D5 Web Development &amp; Deployment</w:t>
-      </w:r>
-    </w:p>
-    <w:p>
-      <w:pPr>
-        <w:spacing w:after="60"/>
-        <w:ind w:left="360"/>
-      </w:pPr>
-      <w:r>
-        <w:rPr>
-          <w:rFonts w:ascii="Calibri" w:cs="Calibri" w:eastAsia="Calibri" w:hAnsi="Calibri"/>
-          <w:sz w:val="20"/>
-          <w:szCs w:val="20"/>
-        </w:rPr>
-        <w:t xml:space="preserve">•  D6 Product Thinking &amp; Digital Products</w:t>
-      </w:r>
-    </w:p>
-    <w:p>
-      <w:pPr>
-        <w:spacing w:after="60"/>
-        <w:ind w:left="360"/>
-      </w:pPr>
-      <w:r>
-        <w:rPr>
-          <w:rFonts w:ascii="Calibri" w:cs="Calibri" w:eastAsia="Calibri" w:hAnsi="Calibri"/>
-          <w:sz w:val="20"/>
-          <w:szCs w:val="20"/>
-        </w:rPr>
-        <w:t xml:space="preserve">•  D7 Soft Skills &amp; Digital Citizenship</w:t>
+        <w:t xml:space="preserve">•  Bukti publik: Silverhawk Web Gallery + domain/konten live (terbuka untuk orang tua).</w:t>
       </w:r>
     </w:p>
     <w:p>
@@ -997,12 +1005,12 @@
           <w:sz w:val="24"/>
           <w:szCs w:val="24"/>
         </w:rPr>
-        <w:t xml:space="preserve">F. Catatan Fleksibilitas Pelaksanaan</w:t>
-      </w:r>
-    </w:p>
-    <w:p>
-      <w:pPr>
-        <w:spacing w:after="120" w:before="0"/>
+        <w:t xml:space="preserve">F. Catatan Fleksibilitas</w:t>
+      </w:r>
+    </w:p>
+    <w:p>
+      <w:pPr>
+        <w:spacing w:after="120"/>
         <w:jc w:val="left"/>
       </w:pPr>
       <w:r>
@@ -1013,10 +1021,10 @@
           <w:i/>
           <w:iCs/>
           <w:color w:val="0F172A"/>
-          <w:sz w:val="20"/>
-          <w:szCs w:val="20"/>
-        </w:rPr>
-        <w:t xml:space="preserve">Dokumen ini bersifat living document. Pelaksanaan dapat dimajukan, ditunda, atau dimodifikasi menyesuaikan kalender akademik (libur, kegiatan sekolah) dan kesiapan peserta didik, tanpa mengurangi capaian pembelajaran inti.</w:t>
+          <w:sz w:val="19"/>
+          <w:szCs w:val="19"/>
+        </w:rPr>
+        <w:t xml:space="preserve">Dokumen living document. Urutan dan tempo dapat dimajukan, digeser, atau digabung menyesuaikan kaldik (STS, SAS, libur, mudif, Ramadhan) dan kesiapan peserta didik, tanpa mengorbankan capaian inti semester.</w:t>
       </w:r>
     </w:p>
     <w:p>
@@ -1038,7 +1046,7 @@
     </w:p>
     <w:p>
       <w:pPr>
-        <w:spacing w:after="200" w:before="0"/>
+        <w:spacing w:after="160"/>
         <w:jc w:val="left"/>
       </w:pPr>
       <w:r>
@@ -1075,7 +1083,6 @@
         <w:tc>
           <w:tcPr>
             <w:tcW w:type="dxa" w:w="4680"/>
-            <w:gridSpan w:val="1"/>
             <w:tcBorders>
               <w:top w:val="single" w:color="94A3B8" w:sz="4"/>
               <w:left w:val="single" w:color="94A3B8" w:sz="4"/>
@@ -1104,7 +1111,6 @@
         <w:tc>
           <w:tcPr>
             <w:tcW w:type="dxa" w:w="4680"/>
-            <w:gridSpan w:val="1"/>
             <w:tcBorders>
               <w:top w:val="single" w:color="94A3B8" w:sz="4"/>
               <w:left w:val="single" w:color="94A3B8" w:sz="4"/>
@@ -1126,7 +1132,7 @@
                 <w:szCs w:val="20"/>
               </w:rPr>
               <w:t xml:space="preserve">Guru Mata Pelajaran
-Teddy Mulyana</w:t>
+Teddy Mulyana, A.Md.</w:t>
             </w:r>
           </w:p>
         </w:tc>
@@ -1263,7 +1269,7 @@
         <w:sz w:val="16"/>
         <w:szCs w:val="16"/>
       </w:rPr>
-      <w:t xml:space="preserve">SMA PMA  ·  Informatika / Web Design &amp; Digital Literacy  ·  2025/2026</w:t>
+      <w:t xml:space="preserve">SMA PMA / Pesantren Modern Al-Taqwa  ·  Sosial Media Marketing (SMM) (kode 11)  ·  2026/2027</w:t>
     </w:r>
   </w:p>
 </w:hdr>
